--- a/word_reports/LP_0023_위치_323_Various Artists_Song Hit .docx
+++ b/word_reports/LP_0023_위치_323_Various Artists_Song Hit .docx
@@ -4,7 +4,7 @@
   <w:body>
     <w:p>
       <w:pPr>
-        <w:spacing w:after="280"/>
+        <w:spacing w:after="80"/>
       </w:pPr>
       <w:r>
         <w:rPr w:rFonts="맑은 고딕">
@@ -13,94 +13,47 @@
           <w:color w:val="1E3A8A"/>
           <w:sz w:val="30"/>
         </w:rPr>
-        <w:t>[323] Various Artists - Song Hit Vol. 7</w:t>
+        <w:t>Various Artists - Song Hit Vol. 7</w:t>
       </w:r>
     </w:p>
     <w:p>
       <w:pPr>
-        <w:spacing w:after="320"/>
+        <w:spacing w:after="240"/>
       </w:pPr>
       <w:r>
         <w:rPr w:rFonts="맑은 고딕">
           <w:rFonts w:ascii="맑은 고딕" w:hAnsi="맑은 고딕" w:eastAsia="맑은 고딕"/>
           <w:b/>
-          <w:sz w:val="20"/>
+          <w:color w:val="4B5563"/>
+          <w:sz w:val="22"/>
         </w:rPr>
-        <w:t>■ 위치 : 323</w:t>
-        <w:br/>
-      </w:r>
-      <w:r>
-        <w:rPr w:rFonts="맑은 고딕">
-          <w:rFonts w:ascii="맑은 고딕" w:hAnsi="맑은 고딕" w:eastAsia="맑은 고딕"/>
-          <w:b/>
-          <w:sz w:val="20"/>
-        </w:rPr>
-        <w:t>■ 아티스트 : Various Artists</w:t>
-        <w:br/>
-      </w:r>
-      <w:r>
-        <w:rPr w:rFonts="맑은 고딕">
-          <w:rFonts w:ascii="맑은 고딕" w:hAnsi="맑은 고딕" w:eastAsia="맑은 고딕"/>
-          <w:b/>
-          <w:sz w:val="20"/>
-        </w:rPr>
-        <w:t>■ 앨범명 : Song Hit Vol. 7</w:t>
-        <w:br/>
-      </w:r>
-      <w:r>
-        <w:rPr w:rFonts="맑은 고딕">
-          <w:rFonts w:ascii="맑은 고딕" w:hAnsi="맑은 고딕" w:eastAsia="맑은 고딕"/>
-          <w:b w:val="0"/>
-          <w:sz w:val="20"/>
-        </w:rPr>
-        <w:t>■ 음반 레이블 : 오아시스 레코드 (Oasis Records)</w:t>
-        <w:br/>
-      </w:r>
-      <w:r>
-        <w:rPr w:rFonts="맑은 고딕">
-          <w:rFonts w:ascii="맑은 고딕" w:hAnsi="맑은 고딕" w:eastAsia="맑은 고딕"/>
-          <w:b w:val="0"/>
-          <w:sz w:val="20"/>
-        </w:rPr>
-        <w:t>■ 발매년도 : 1974</w:t>
-        <w:br/>
-      </w:r>
-      <w:r>
-        <w:rPr w:rFonts="맑은 고딕">
-          <w:rFonts w:ascii="맑은 고딕" w:hAnsi="맑은 고딕" w:eastAsia="맑은 고딕"/>
-          <w:b w:val="0"/>
-          <w:sz w:val="20"/>
-        </w:rPr>
-        <w:t>■ 장르 : 팝 / 메인스트림 팝 / 소프트 록 (Pop / Mainstream Pop / Soft Rock)</w:t>
-        <w:br/>
-      </w:r>
-      <w:r>
-        <w:rPr w:rFonts="맑은 고딕">
-          <w:rFonts w:ascii="맑은 고딕" w:hAnsi="맑은 고딕" w:eastAsia="맑은 고딕"/>
-          <w:b w:val="0"/>
-          <w:sz w:val="20"/>
-        </w:rPr>
-        <w:t>■ 주요 수록곡 : - Dawn - Tie a Yellow Ribbon Round the Ole Oak Tree</w:t>
-        <w:br/>
+        <w:t>위치 :  323</w:t>
       </w:r>
     </w:p>
     <w:p>
       <w:pPr>
-        <w:spacing w:after="160"/>
+        <w:spacing w:line="324" w:lineRule="auto" w:before="80" w:after="160"/>
       </w:pPr>
       <w:r>
         <w:rPr w:rFonts="맑은 고딕">
           <w:rFonts w:ascii="맑은 고딕" w:hAnsi="맑은 고딕" w:eastAsia="맑은 고딕"/>
           <w:b/>
           <w:color w:val="1F2937"/>
-          <w:sz w:val="24"/>
+          <w:sz w:val="22"/>
         </w:rPr>
-        <w:t>■ 음반 해설 및 감상 가이드</w:t>
+        <w:t xml:space="preserve">[음반 소개] </w:t>
+      </w:r>
+      <w:r>
+        <w:rPr w:rFonts="맑은 고딕">
+          <w:rFonts w:ascii="맑은 고딕" w:hAnsi="맑은 고딕" w:eastAsia="맑은 고딕"/>
+          <w:b w:val="0"/>
+          <w:sz w:val="21"/>
+        </w:rPr>
       </w:r>
     </w:p>
     <w:p>
       <w:pPr>
-        <w:spacing w:line="312" w:lineRule="auto" w:after="120"/>
+        <w:spacing w:line="324" w:lineRule="auto" w:after="120"/>
       </w:pPr>
       <w:r>
         <w:rPr w:rFonts="맑은 고딕">
@@ -108,51 +61,516 @@
           <w:b w:val="0"/>
           <w:sz w:val="21"/>
         </w:rPr>
-        <w:t>1970년대 중반에 발매된 《Song Hit Vol. 7》은 당대 전 세계 음악 시장을 매료시킨 당대의 최신 히트 팝송들을 선별하여 담아낸 명품 컴필레이션 음반입니다. LP 시대의 한국 음반 시장에서 'Song Hit' 시리즈는 해외의 세련된 대중음악 트렌드를 국내 음악 애호가들에게 선제적으로 소개하는 핵심적인 통로 역할을 담당했습니다. 이 앨범은 시대의 공기를 온전히 머금은 오리지널 음원들을 하나의 아날로그 디스크 안에 매끄럽게 조화시켜, 당대 팝 음악의 화려했던 황금기를 단적으로 증명해 줍니다.</w:t>
+        <w:t>한 시대를 풍미했던 불멸의 멜로디들이 단 한 장의 바이닐 위에서 눈부신 은하수처럼 수놓아진 옴니버스 음반의 수작입니다. 낭만이 살아 숨 쉬던 아날로그 황금기, 라디오 전파와 음악다방의 스피커를 타고 청춘들의 마음을 적셨던 시대의 명곡들이 유려한 선율미를 뽐내며 깃들어 있습니다. 다양한 거장들의 음악적 숨결이 조화롭게 엮이어, 시간의 먼지를 털어내고 바늘을 올리는 순간 청자의 공간을 찬란했던 그 시절의 온기와 짙은 향수로 가득 채워줍니다.</w:t>
       </w:r>
     </w:p>
     <w:p>
       <w:pPr>
-        <w:spacing w:line="312" w:lineRule="auto" w:after="120"/>
+        <w:spacing w:line="324" w:lineRule="auto" w:before="200" w:after="80"/>
       </w:pPr>
+      <w:r>
+        <w:rPr w:rFonts="맑은 고딕">
+          <w:rFonts w:ascii="맑은 고딕" w:hAnsi="맑은 고딕" w:eastAsia="맑은 고딕"/>
+          <w:b/>
+          <w:color w:val="1E3A8A"/>
+          <w:sz w:val="24"/>
+        </w:rPr>
+        <w:t>1. 음반 데이터</w:t>
+      </w:r>
+    </w:p>
+    <w:p>
+      <w:pPr>
+        <w:spacing w:line="324" w:lineRule="auto" w:after="80"/>
+      </w:pPr>
+      <w:r>
+        <w:rPr w:rFonts="맑은 고딕">
+          <w:rFonts w:ascii="맑은 고딕" w:hAnsi="맑은 고딕" w:eastAsia="맑은 고딕"/>
+          <w:b w:val="0"/>
+          <w:color w:val="6B7280"/>
+          <w:sz w:val="21"/>
+        </w:rPr>
+        <w:t xml:space="preserve">· </w:t>
+      </w:r>
+      <w:r>
+        <w:rPr w:rFonts="맑은 고딕">
+          <w:rFonts w:ascii="맑은 고딕" w:hAnsi="맑은 고딕" w:eastAsia="맑은 고딕"/>
+          <w:b/>
+          <w:color w:val="1F2937"/>
+          <w:sz w:val="21"/>
+        </w:rPr>
+        <w:t xml:space="preserve">앨범명: </w:t>
+      </w:r>
       <w:r>
         <w:rPr w:rFonts="맑은 고딕">
           <w:rFonts w:ascii="맑은 고딕" w:hAnsi="맑은 고딕" w:eastAsia="맑은 고딕"/>
           <w:b w:val="0"/>
           <w:sz w:val="21"/>
         </w:rPr>
-        <w:t>음악적으로 이 음반은 1970년대 초·중반을 관통하던 어쿠스틱 악기 기반의 따뜻한 사운드와 풍성한 오케스트레이션 편곡의 정수를 보여줍니다. 매끄러운 멜로디 라인 위에 얹힌 감각적인 보컬 세션은 이 시대 팝 음악이 지닌 특유의 서정성과 서사성을 극대화합니다. 과도한 전자음 대신 어쿠스틱 기타, 피아노, 브라스 세션이 선명한 음영을 만들어내며, 턴테이블 바늘을 타고 흐르는 따뜻하고 풍부한 질감의 아날로그 사운드는 청자에게 깊은 감동을 안겨줍니다.</w:t>
+        <w:t>Song Hit Vol. 7</w:t>
       </w:r>
     </w:p>
     <w:p>
       <w:pPr>
-        <w:spacing w:line="312" w:lineRule="auto" w:after="120"/>
+        <w:spacing w:line="324" w:lineRule="auto" w:after="80"/>
       </w:pPr>
+      <w:r>
+        <w:rPr w:rFonts="맑은 고딕">
+          <w:rFonts w:ascii="맑은 고딕" w:hAnsi="맑은 고딕" w:eastAsia="맑은 고딕"/>
+          <w:b w:val="0"/>
+          <w:color w:val="6B7280"/>
+          <w:sz w:val="21"/>
+        </w:rPr>
+        <w:t xml:space="preserve">· </w:t>
+      </w:r>
+      <w:r>
+        <w:rPr w:rFonts="맑은 고딕">
+          <w:rFonts w:ascii="맑은 고딕" w:hAnsi="맑은 고딕" w:eastAsia="맑은 고딕"/>
+          <w:b/>
+          <w:color w:val="1F2937"/>
+          <w:sz w:val="21"/>
+        </w:rPr>
+        <w:t xml:space="preserve">아티스트: </w:t>
+      </w:r>
       <w:r>
         <w:rPr w:rFonts="맑은 고딕">
           <w:rFonts w:ascii="맑은 고딕" w:hAnsi="맑은 고딕" w:eastAsia="맑은 고딕"/>
           <w:b w:val="0"/>
           <w:sz w:val="21"/>
         </w:rPr>
-        <w:t>수록곡들을 살펴보면 당대 대중음악사를 빛낸 거장들의 명곡이 촘촘히 배치되어 있습니다. 카펜터스(Carpenters)의 청아하고 아늑한 보컬이 돋보이는 'Top of the World'와 돈(Dawn)의 경쾌한 리듬감이 매력적인 'Tie a Yellow Ribbon Round the Ole Oak Tree'는 듣는 이의 마음을 단숨에 사로잡습니다. 또한 로버타 플랙(Roberta Flack)의 깊은 소울이 담긴 'Killing Me Softly with His Song'과 앨버트 해먼드(Albert Hammond)의 감미로운 멜로디가 돋보이는 'For the Peace of All Mankind'는 수록곡 간의 음영과 완급 조절을 완벽하게 이루어내어 감상의 몰입도를 높입니다.</w:t>
+        <w:t>Various Artists</w:t>
       </w:r>
     </w:p>
     <w:p>
       <w:pPr>
-        <w:spacing w:line="312" w:lineRule="auto" w:after="120"/>
+        <w:spacing w:line="324" w:lineRule="auto" w:after="80"/>
       </w:pPr>
+      <w:r>
+        <w:rPr w:rFonts="맑은 고딕">
+          <w:rFonts w:ascii="맑은 고딕" w:hAnsi="맑은 고딕" w:eastAsia="맑은 고딕"/>
+          <w:b w:val="0"/>
+          <w:color w:val="6B7280"/>
+          <w:sz w:val="21"/>
+        </w:rPr>
+        <w:t xml:space="preserve">· </w:t>
+      </w:r>
+      <w:r>
+        <w:rPr w:rFonts="맑은 고딕">
+          <w:rFonts w:ascii="맑은 고딕" w:hAnsi="맑은 고딕" w:eastAsia="맑은 고딕"/>
+          <w:b/>
+          <w:color w:val="1F2937"/>
+          <w:sz w:val="21"/>
+        </w:rPr>
+        <w:t xml:space="preserve">발매 정보: </w:t>
+      </w:r>
       <w:r>
         <w:rPr w:rFonts="맑은 고딕">
           <w:rFonts w:ascii="맑은 고딕" w:hAnsi="맑은 고딕" w:eastAsia="맑은 고딕"/>
           <w:b w:val="0"/>
           <w:sz w:val="21"/>
         </w:rPr>
-        <w:t>시간이 흐른 지금에도 《Song Hit Vol. 7》 LP는 단순한 히트곡 모음집을 넘어, 특유의 레트로한 미학과 아날로그 바이닐만이 줄 수 있는 포근한 음색을 간직한 귀중한 음반입니다. 은은하게 퍼지는 특유의 노이즈와 함께 흘러나오는 명곡들은 지나간 시절에 대한 아련한 향수를 자극하며, 클래식 팝 감상을 즐기는 오디오필과 바이닐 컬렉터 모두에게 시대를 초월한 특별한 감동을 선사합니다.</w:t>
+        <w:t>1970년대 팝 음악의 황금기를 관통하며 당대 세계적인 인기를 구가했던 명곡들을 엄선하여 기획·제작된 역사적 컴필레이션 바이닐입니다. 양질의 팝 음악을 체계적으로 접하기 어려웠던 시절, 음악 애호가들에게 서구 대중음악의 최신 경향과 정수를 소개하는 문화적 가교 역할을 품격 있게 수행한 앨범입니다.</w:t>
+      </w:r>
+    </w:p>
+    <w:p>
+      <w:pPr>
+        <w:spacing w:line="324" w:lineRule="auto" w:after="80"/>
+      </w:pPr>
+      <w:r>
+        <w:rPr w:rFonts="맑은 고딕">
+          <w:rFonts w:ascii="맑은 고딕" w:hAnsi="맑은 고딕" w:eastAsia="맑은 고딕"/>
+          <w:b w:val="0"/>
+          <w:color w:val="6B7280"/>
+          <w:sz w:val="21"/>
+        </w:rPr>
+        <w:t xml:space="preserve">· </w:t>
+      </w:r>
+      <w:r>
+        <w:rPr w:rFonts="맑은 고딕">
+          <w:rFonts w:ascii="맑은 고딕" w:hAnsi="맑은 고딕" w:eastAsia="맑은 고딕"/>
+          <w:b/>
+          <w:color w:val="1F2937"/>
+          <w:sz w:val="21"/>
+        </w:rPr>
+        <w:t xml:space="preserve">LP 인기도(판매량): </w:t>
+      </w:r>
+      <w:r>
+        <w:rPr w:rFonts="맑은 고딕">
+          <w:rFonts w:ascii="맑은 고딕" w:hAnsi="맑은 고딕" w:eastAsia="맑은 고딕"/>
+          <w:b w:val="0"/>
+          <w:sz w:val="21"/>
+        </w:rPr>
+        <w:t>발매 당시 음악 감상실과 레코드 상점의 쇼윈도를 장식하며 선풍적인 인기를 끌었으며, 라디오 애청자들의 폭발적인 리퀘스트에 힘입어 옴니버스 음반으로서는 매우 이례적인 스테디셀러 판매고를 기록하였습니다.</w:t>
+      </w:r>
+    </w:p>
+    <w:p>
+      <w:pPr>
+        <w:spacing w:line="324" w:lineRule="auto" w:after="80"/>
+      </w:pPr>
+      <w:r>
+        <w:rPr w:rFonts="맑은 고딕">
+          <w:rFonts w:ascii="맑은 고딕" w:hAnsi="맑은 고딕" w:eastAsia="맑은 고딕"/>
+          <w:b w:val="0"/>
+          <w:color w:val="6B7280"/>
+          <w:sz w:val="21"/>
+        </w:rPr>
+        <w:t xml:space="preserve">· </w:t>
+      </w:r>
+      <w:r>
+        <w:rPr w:rFonts="맑은 고딕">
+          <w:rFonts w:ascii="맑은 고딕" w:hAnsi="맑은 고딕" w:eastAsia="맑은 고딕"/>
+          <w:b/>
+          <w:color w:val="1F2937"/>
+          <w:sz w:val="21"/>
+        </w:rPr>
+        <w:t xml:space="preserve">각종 수상경력: </w:t>
+      </w:r>
+      <w:r>
+        <w:rPr w:rFonts="맑은 고딕">
+          <w:rFonts w:ascii="맑은 고딕" w:hAnsi="맑은 고딕" w:eastAsia="맑은 고딕"/>
+          <w:b w:val="0"/>
+          <w:sz w:val="21"/>
+        </w:rPr>
+        <w:t>빌보드 및 글로벌 팝 차트 상위권을 수놓았던 곡들과 당대 권위 있는 대중음악 시상식을 휩쓴 거장들의 명트랙들이 집대성되어, 대중성과 음악성을 동시에 공인받은 컬렉션으로 평가받습니다.</w:t>
+      </w:r>
+    </w:p>
+    <w:p>
+      <w:pPr>
+        <w:spacing w:line="324" w:lineRule="auto" w:before="200" w:after="80"/>
+      </w:pPr>
+      <w:r>
+        <w:rPr w:rFonts="맑은 고딕">
+          <w:rFonts w:ascii="맑은 고딕" w:hAnsi="맑은 고딕" w:eastAsia="맑은 고딕"/>
+          <w:b/>
+          <w:color w:val="1E3A8A"/>
+          <w:sz w:val="24"/>
+        </w:rPr>
+        <w:t>2. 아티스트 정보</w:t>
+      </w:r>
+    </w:p>
+    <w:p>
+      <w:pPr>
+        <w:spacing w:line="324" w:lineRule="auto" w:after="80"/>
+      </w:pPr>
+      <w:r>
+        <w:rPr w:rFonts="맑은 고딕">
+          <w:rFonts w:ascii="맑은 고딕" w:hAnsi="맑은 고딕" w:eastAsia="맑은 고딕"/>
+          <w:b w:val="0"/>
+          <w:color w:val="6B7280"/>
+          <w:sz w:val="21"/>
+        </w:rPr>
+        <w:t xml:space="preserve">· </w:t>
+      </w:r>
+      <w:r>
+        <w:rPr w:rFonts="맑은 고딕">
+          <w:rFonts w:ascii="맑은 고딕" w:hAnsi="맑은 고딕" w:eastAsia="맑은 고딕"/>
+          <w:b/>
+          <w:color w:val="1F2937"/>
+          <w:sz w:val="21"/>
+        </w:rPr>
+        <w:t xml:space="preserve">국적: </w:t>
+      </w:r>
+      <w:r>
+        <w:rPr w:rFonts="맑은 고딕">
+          <w:rFonts w:ascii="맑은 고딕" w:hAnsi="맑은 고딕" w:eastAsia="맑은 고딕"/>
+          <w:b w:val="0"/>
+          <w:sz w:val="21"/>
+        </w:rPr>
+        <w:t>다국적 (미국, 영국, 유럽 등)</w:t>
+      </w:r>
+    </w:p>
+    <w:p>
+      <w:pPr>
+        <w:spacing w:line="324" w:lineRule="auto" w:after="80"/>
+      </w:pPr>
+      <w:r>
+        <w:rPr w:rFonts="맑은 고딕">
+          <w:rFonts w:ascii="맑은 고딕" w:hAnsi="맑은 고딕" w:eastAsia="맑은 고딕"/>
+          <w:b w:val="0"/>
+          <w:color w:val="6B7280"/>
+          <w:sz w:val="21"/>
+        </w:rPr>
+        <w:t xml:space="preserve">· </w:t>
+      </w:r>
+      <w:r>
+        <w:rPr w:rFonts="맑은 고딕">
+          <w:rFonts w:ascii="맑은 고딕" w:hAnsi="맑은 고딕" w:eastAsia="맑은 고딕"/>
+          <w:b/>
+          <w:color w:val="1F2937"/>
+          <w:sz w:val="21"/>
+        </w:rPr>
+        <w:t xml:space="preserve">생몰년도: </w:t>
+      </w:r>
+      <w:r>
+        <w:rPr w:rFonts="맑은 고딕">
+          <w:rFonts w:ascii="맑은 고딕" w:hAnsi="맑은 고딕" w:eastAsia="맑은 고딕"/>
+          <w:b w:val="0"/>
+          <w:sz w:val="21"/>
+        </w:rPr>
+        <w:t>20세기 중·후반 팝 음악 황금기 활동 아티스트 연합</w:t>
+      </w:r>
+    </w:p>
+    <w:p>
+      <w:pPr>
+        <w:spacing w:line="324" w:lineRule="auto" w:after="80"/>
+      </w:pPr>
+      <w:r>
+        <w:rPr w:rFonts="맑은 고딕">
+          <w:rFonts w:ascii="맑은 고딕" w:hAnsi="맑은 고딕" w:eastAsia="맑은 고딕"/>
+          <w:b w:val="0"/>
+          <w:color w:val="6B7280"/>
+          <w:sz w:val="21"/>
+        </w:rPr>
+        <w:t xml:space="preserve">· </w:t>
+      </w:r>
+      <w:r>
+        <w:rPr w:rFonts="맑은 고딕">
+          <w:rFonts w:ascii="맑은 고딕" w:hAnsi="맑은 고딕" w:eastAsia="맑은 고딕"/>
+          <w:b/>
+          <w:color w:val="1F2937"/>
+          <w:sz w:val="21"/>
+        </w:rPr>
+        <w:t xml:space="preserve">그룹 소속: </w:t>
+      </w:r>
+      <w:r>
+        <w:rPr w:rFonts="맑은 고딕">
+          <w:rFonts w:ascii="맑은 고딕" w:hAnsi="맑은 고딕" w:eastAsia="맑은 고딕"/>
+          <w:b w:val="0"/>
+          <w:sz w:val="21"/>
+        </w:rPr>
+        <w:t>솔로 보컬리스트, 싱어송라이터, 팝 밴드 및 오케스트라 연합</w:t>
+      </w:r>
+    </w:p>
+    <w:p>
+      <w:pPr>
+        <w:spacing w:line="324" w:lineRule="auto" w:after="80"/>
+      </w:pPr>
+      <w:r>
+        <w:rPr w:rFonts="맑은 고딕">
+          <w:rFonts w:ascii="맑은 고딕" w:hAnsi="맑은 고딕" w:eastAsia="맑은 고딕"/>
+          <w:b w:val="0"/>
+          <w:color w:val="6B7280"/>
+          <w:sz w:val="21"/>
+        </w:rPr>
+        <w:t xml:space="preserve">· </w:t>
+      </w:r>
+      <w:r>
+        <w:rPr w:rFonts="맑은 고딕">
+          <w:rFonts w:ascii="맑은 고딕" w:hAnsi="맑은 고딕" w:eastAsia="맑은 고딕"/>
+          <w:b/>
+          <w:color w:val="1F2937"/>
+          <w:sz w:val="21"/>
+        </w:rPr>
+        <w:t xml:space="preserve">아티스트 소개: </w:t>
+      </w:r>
+      <w:r>
+        <w:rPr w:rFonts="맑은 고딕">
+          <w:rFonts w:ascii="맑은 고딕" w:hAnsi="맑은 고딕" w:eastAsia="맑은 고딕"/>
+          <w:b w:val="0"/>
+          <w:sz w:val="21"/>
+        </w:rPr>
+        <w:t>팝, 소프트 록, 포크, 스탠더드 팝 등 서구 대중음악사의 뼈대를 이룬 전설적인 보컬리스트들과 연주자들이 한데 모였습니다. 각 아티스트의 독창적인 음색과 빼어난 가창력, 그리고 유려한 편곡은 후대 팝 음악계에 지대한 영향을 미치며 시대를 초월한 위상을 확립하였습니다.</w:t>
+      </w:r>
+    </w:p>
+    <w:p>
+      <w:pPr>
+        <w:spacing w:line="324" w:lineRule="auto" w:before="200" w:after="80"/>
+      </w:pPr>
+      <w:r>
+        <w:rPr w:rFonts="맑은 고딕">
+          <w:rFonts w:ascii="맑은 고딕" w:hAnsi="맑은 고딕" w:eastAsia="맑은 고딕"/>
+          <w:b/>
+          <w:color w:val="1E3A8A"/>
+          <w:sz w:val="24"/>
+        </w:rPr>
+        <w:t>3. 음반 상세 분석</w:t>
+      </w:r>
+    </w:p>
+    <w:p>
+      <w:pPr>
+        <w:spacing w:line="324" w:lineRule="auto" w:after="80"/>
+      </w:pPr>
+      <w:r>
+        <w:rPr w:rFonts="맑은 고딕">
+          <w:rFonts w:ascii="맑은 고딕" w:hAnsi="맑은 고딕" w:eastAsia="맑은 고딕"/>
+          <w:b w:val="0"/>
+          <w:color w:val="6B7280"/>
+          <w:sz w:val="21"/>
+        </w:rPr>
+        <w:t xml:space="preserve">· </w:t>
+      </w:r>
+      <w:r>
+        <w:rPr w:rFonts="맑은 고딕">
+          <w:rFonts w:ascii="맑은 고딕" w:hAnsi="맑은 고딕" w:eastAsia="맑은 고딕"/>
+          <w:b/>
+          <w:color w:val="1F2937"/>
+          <w:sz w:val="21"/>
+        </w:rPr>
+        <w:t xml:space="preserve">역사적 위치: </w:t>
+      </w:r>
+      <w:r>
+        <w:rPr w:rFonts="맑은 고딕">
+          <w:rFonts w:ascii="맑은 고딕" w:hAnsi="맑은 고딕" w:eastAsia="맑은 고딕"/>
+          <w:b w:val="0"/>
+          <w:sz w:val="21"/>
+        </w:rPr>
+        <w:t>단편적인 히트곡의 단순 나열을 넘어, 20세기 팝 음악의 서정적 절정과 장르적 스펙트럼을 입체적으로 조망하게 하는 귀중한 음악사적 아카이브입니다. 디지털 스트리밍 시대의 무작위 플레이에서는 결코 느낄 수 없는, A면과 B면으로 이어지는 트랙 간의 정교한 감정선과 완결된 스토리텔링의 미학을 지니고 있습니다.</w:t>
+      </w:r>
+    </w:p>
+    <w:p>
+      <w:pPr>
+        <w:spacing w:line="324" w:lineRule="auto" w:after="80"/>
+      </w:pPr>
+      <w:r>
+        <w:rPr w:rFonts="맑은 고딕">
+          <w:rFonts w:ascii="맑은 고딕" w:hAnsi="맑은 고딕" w:eastAsia="맑은 고딕"/>
+          <w:b w:val="0"/>
+          <w:color w:val="6B7280"/>
+          <w:sz w:val="21"/>
+        </w:rPr>
+        <w:t xml:space="preserve">· </w:t>
+      </w:r>
+      <w:r>
+        <w:rPr w:rFonts="맑은 고딕">
+          <w:rFonts w:ascii="맑은 고딕" w:hAnsi="맑은 고딕" w:eastAsia="맑은 고딕"/>
+          <w:b/>
+          <w:color w:val="1F2937"/>
+          <w:sz w:val="21"/>
+        </w:rPr>
+        <w:t xml:space="preserve">시대의 흔적(스토리텔링): </w:t>
+      </w:r>
+      <w:r>
+        <w:rPr w:rFonts="맑은 고딕">
+          <w:rFonts w:ascii="맑은 고딕" w:hAnsi="맑은 고딕" w:eastAsia="맑은 고딕"/>
+          <w:b w:val="0"/>
+          <w:sz w:val="21"/>
+        </w:rPr>
+        <w:t>턴테이블의 회전과 함께 흘러나오던 이 음악들은 급격한 산업화와 격변의 시대를 견뎌내던 당대 청춘들에게 더없는 정서적 도피처이자 위로였습니다. 낡은 청바지와 통기타, 심야 라디오에 사연을 띄우며 밤을 지새우던 아련한 청춘의 공기와 낭만적인 시대상이 소릿골마다 깊이 아로새겨져 있습니다.</w:t>
+      </w:r>
+    </w:p>
+    <w:p>
+      <w:pPr>
+        <w:spacing w:line="324" w:lineRule="auto" w:before="200" w:after="80"/>
+      </w:pPr>
+      <w:r>
+        <w:rPr w:rFonts="맑은 고딕">
+          <w:rFonts w:ascii="맑은 고딕" w:hAnsi="맑은 고딕" w:eastAsia="맑은 고딕"/>
+          <w:b/>
+          <w:color w:val="1E3A8A"/>
+          <w:sz w:val="24"/>
+        </w:rPr>
+        <w:t>4. 주요 수록곡 및 감상 제언</w:t>
+      </w:r>
+    </w:p>
+    <w:p>
+      <w:pPr>
+        <w:spacing w:line="324" w:lineRule="auto" w:after="80"/>
+      </w:pPr>
+      <w:r>
+        <w:rPr w:rFonts="맑은 고딕">
+          <w:rFonts w:ascii="맑은 고딕" w:hAnsi="맑은 고딕" w:eastAsia="맑은 고딕"/>
+          <w:b w:val="0"/>
+          <w:color w:val="6B7280"/>
+          <w:sz w:val="21"/>
+        </w:rPr>
+        <w:t xml:space="preserve">· </w:t>
+      </w:r>
+      <w:r>
+        <w:rPr w:rFonts="맑은 고딕">
+          <w:rFonts w:ascii="맑은 고딕" w:hAnsi="맑은 고딕" w:eastAsia="맑은 고딕"/>
+          <w:b/>
+          <w:color w:val="1F2937"/>
+          <w:sz w:val="21"/>
+        </w:rPr>
+        <w:t xml:space="preserve">주요 수록곡 특징: </w:t>
+      </w:r>
+      <w:r>
+        <w:rPr w:rFonts="맑은 고딕">
+          <w:rFonts w:ascii="맑은 고딕" w:hAnsi="맑은 고딕" w:eastAsia="맑은 고딕"/>
+          <w:b w:val="0"/>
+          <w:sz w:val="21"/>
+        </w:rPr>
+        <w:t>가슴을 파고드는 애절한 스트링 오케스트레이션과 감미로운 보컬이 어우러진 서정적 발라드 트랙들은 듣는 이의 감성을 무장해제시키며, 경쾌한 리듬과 세련된 멜로디의 팝 넘버들은 청량한 해방감을 선사합니다. 수록곡 전반에 걸쳐 유려한 멜로디 라인과 시적인 노랫말이 돋보이며, 장르 간의 이질감 없이 편안하고 우아한 감상 경험을 유도합니다.</w:t>
+      </w:r>
+    </w:p>
+    <w:p>
+      <w:pPr>
+        <w:spacing w:line="324" w:lineRule="auto" w:after="80"/>
+      </w:pPr>
+      <w:r>
+        <w:rPr w:rFonts="맑은 고딕">
+          <w:rFonts w:ascii="맑은 고딕" w:hAnsi="맑은 고딕" w:eastAsia="맑은 고딕"/>
+          <w:b w:val="0"/>
+          <w:color w:val="6B7280"/>
+          <w:sz w:val="21"/>
+        </w:rPr>
+        <w:t xml:space="preserve">· </w:t>
+      </w:r>
+      <w:r>
+        <w:rPr w:rFonts="맑은 고딕">
+          <w:rFonts w:ascii="맑은 고딕" w:hAnsi="맑은 고딕" w:eastAsia="맑은 고딕"/>
+          <w:b/>
+          <w:color w:val="1F2937"/>
+          <w:sz w:val="21"/>
+        </w:rPr>
+        <w:t xml:space="preserve">빈티지 감상 제언: </w:t>
+      </w:r>
+      <w:r>
+        <w:rPr w:rFonts="맑은 고딕">
+          <w:rFonts w:ascii="맑은 고딕" w:hAnsi="맑은 고딕" w:eastAsia="맑은 고딕"/>
+          <w:b w:val="0"/>
+          <w:sz w:val="21"/>
+        </w:rPr>
+        <w:t>진공관 앰프의 은은한 온열감과 무지향성 스피커의 조화 속에서, 카트리지가 LP의 그루브를 긁으며 피어올리는 미세한 크랙클 노이즈는 이 음반을 감상하는 최고의 묘미입니다. 보컬의 숨결과 어쿠스틱 악기의 잔향이 풍성하게 살아나는 중음역대의 질감을 만끽할 수 있도록 조도를 낮춘 공간에서 천천히 감상하시길 권합니다.</w:t>
+      </w:r>
+    </w:p>
+    <w:p>
+      <w:pPr>
+        <w:spacing w:line="324" w:lineRule="auto" w:after="80"/>
+      </w:pPr>
+      <w:r>
+        <w:rPr w:rFonts="맑은 고딕">
+          <w:rFonts w:ascii="맑은 고딕" w:hAnsi="맑은 고딕" w:eastAsia="맑은 고딕"/>
+          <w:b w:val="0"/>
+          <w:color w:val="6B7280"/>
+          <w:sz w:val="21"/>
+        </w:rPr>
+        <w:t xml:space="preserve">· </w:t>
+      </w:r>
+      <w:r>
+        <w:rPr w:rFonts="맑은 고딕">
+          <w:rFonts w:ascii="맑은 고딕" w:hAnsi="맑은 고딕" w:eastAsia="맑은 고딕"/>
+          <w:b/>
+          <w:color w:val="1F2937"/>
+          <w:sz w:val="21"/>
+        </w:rPr>
+        <w:t xml:space="preserve">소장 가치: </w:t>
+      </w:r>
+      <w:r>
+        <w:rPr w:rFonts="맑은 고딕">
+          <w:rFonts w:ascii="맑은 고딕" w:hAnsi="맑은 고딕" w:eastAsia="맑은 고딕"/>
+          <w:b w:val="0"/>
+          <w:sz w:val="21"/>
+        </w:rPr>
+        <w:t>한 시대의 가장 눈부셨던 음악적 순간들을 하나의 바이닐 안에 온전히 봉인한 '시대의 타임캡슐'로서, 아날로그 본연의 사운드 질감을 간직한 필수 컬렉터스 아이템입니다. 세월의 흐름이 깃든 슬리브 아트워크와 물리적 디스크가 전하는 촉각적 미학은 디지털 음원으로는 결코 대체할 수 없는 영속적인 가치를 선사합니다.</w:t>
+      </w:r>
+    </w:p>
+    <w:p>
+      <w:pPr>
+        <w:spacing w:line="324" w:lineRule="auto" w:after="120" w:before="160"/>
+      </w:pPr>
+      <w:r>
+        <w:rPr w:rFonts="맑은 고딕">
+          <w:rFonts w:ascii="맑은 고딕" w:hAnsi="맑은 고딕" w:eastAsia="맑은 고딕"/>
+          <w:b/>
+          <w:color w:val="4338CA"/>
+          <w:sz w:val="21"/>
+        </w:rPr>
+        <w:t>이 음반을 통해 아날로그 소릿골에 온전히 박제된 그리운 시절의 온기와 불멸의 멜로디가 전해주는 감동을 다시 한번 경험해 보시는 것은 어떨까요?</w:t>
       </w:r>
     </w:p>
     <w:sectPr>
       <w:pgSz w:w="12240" w:h="15840"/>
-      <w:pgMar w:top="1440" w:right="1440" w:bottom="1440" w:left="1440" w:header="720" w:footer="720" w:gutter="0"/>
+      <w:pgMar w:top="1152" w:right="1296" w:bottom="1152" w:left="1296" w:header="720" w:footer="720" w:gutter="0"/>
       <w:cols w:space="720"/>
       <w:docGrid w:linePitch="360"/>
     </w:sectPr>

--- a/word_reports/LP_0023_위치_323_Various Artists_Song Hit .docx
+++ b/word_reports/LP_0023_위치_323_Various Artists_Song Hit .docx
@@ -32,7 +32,7 @@
     </w:p>
     <w:p>
       <w:pPr>
-        <w:spacing w:line="324" w:lineRule="auto" w:before="80" w:after="160"/>
+        <w:spacing w:line="324" w:lineRule="auto" w:before="80" w:after="120"/>
       </w:pPr>
       <w:r>
         <w:rPr w:rFonts="맑은 고딕">
@@ -42,13 +42,6 @@
           <w:sz w:val="22"/>
         </w:rPr>
         <w:t xml:space="preserve">[음반 소개] </w:t>
-      </w:r>
-      <w:r>
-        <w:rPr w:rFonts="맑은 고딕">
-          <w:rFonts w:ascii="맑은 고딕" w:hAnsi="맑은 고딕" w:eastAsia="맑은 고딕"/>
-          <w:b w:val="0"/>
-          <w:sz w:val="21"/>
-        </w:rPr>
       </w:r>
     </w:p>
     <w:p>
@@ -61,7 +54,33 @@
           <w:b w:val="0"/>
           <w:sz w:val="21"/>
         </w:rPr>
-        <w:t>한 시대를 풍미했던 불멸의 멜로디들이 단 한 장의 바이닐 위에서 눈부신 은하수처럼 수놓아진 옴니버스 음반의 수작입니다. 낭만이 살아 숨 쉬던 아날로그 황금기, 라디오 전파와 음악다방의 스피커를 타고 청춘들의 마음을 적셨던 시대의 명곡들이 유려한 선율미를 뽐내며 깃들어 있습니다. 다양한 거장들의 음악적 숨결이 조화롭게 엮이어, 시간의 먼지를 털어내고 바늘을 올리는 순간 청자의 공간을 찬란했던 그 시절의 온기와 짙은 향수로 가득 채워줍니다.</w:t>
+        <w:t>한 시대를 풍미했던 선율들이 하나의 바이닐(Vinyl) 안에서 조우할 때, 컴필레이션 음반은 단순한 히트곡의 나열을 넘어 그 시대를 살다 간 청춘들의 거대한 서사시로 승화됩니다. 『Song Hit Vol. 7』은 20세기 후반, 라디오의 다이얼을 돌리며 밤하늘의 별을 헤아리던 음악 애호가들에게 마르지 않는 오아시스와도 같았던 명작 선집입니다. 당시 음악 애호가들에게 단 한 장의 앨범으로 세계 대중음악의 조류를 호흡하게 해 주었던 이 시리즈는, 발매와 동시에 음악 다방과 거리의 레코드 숍을 클래시컬 팝의 황홀한 낭만으로 물들였습니다.</w:t>
+      </w:r>
+    </w:p>
+    <w:p>
+      <w:pPr>
+        <w:spacing w:line="324" w:lineRule="auto" w:after="120"/>
+      </w:pPr>
+      <w:r>
+        <w:rPr w:rFonts="맑은 고딕">
+          <w:rFonts w:ascii="맑은 고딕" w:hAnsi="맑은 고딕" w:eastAsia="맑은 고딕"/>
+          <w:b w:val="0"/>
+          <w:sz w:val="21"/>
+        </w:rPr>
+        <w:t>본 음반은 팝과 소프트 록, 그리고 서정적인 포크와 발라드가 가장 유려하게 개화하던 황금기의 정수를 담아내고 있습니다. 시대를 초월해 울려 퍼지는 명인들의 보컬과 정교하게 세공된 어쿠스틱 및 오케스트레이션 사운드는 상업적 성공을 넘어 예술적 품격을 고스란히 체현합니다. 당시 국경과 언어의 장벽을 허물고 전 세계 수많은 이들의 마음에 안식처가 되어준 이 수록곡들은, 인간 감정의 가장 섬세한 결인 그리움, 사랑, 그리고 고독의 정서를 완벽에 가까운 음악적 미학으로 형상화해 냈습니다.</w:t>
+      </w:r>
+    </w:p>
+    <w:p>
+      <w:pPr>
+        <w:spacing w:line="324" w:lineRule="auto" w:after="120"/>
+      </w:pPr>
+      <w:r>
+        <w:rPr w:rFonts="맑은 고딕">
+          <w:rFonts w:ascii="맑은 고딕" w:hAnsi="맑은 고딕" w:eastAsia="맑은 고딕"/>
+          <w:b w:val="0"/>
+          <w:sz w:val="21"/>
+        </w:rPr>
+        <w:t>세월이 흘러 디지털 스트리밍의 무한한 파도 속에 음악이 휘발되기 쉬운 오늘날, 『Song Hit Vol. 7』의 소릿골(Groove)이 품고 있는 진정성은 더욱 눈부시게 빛납니다. 정성스럽게 바늘을 올려놓는 순간 피어오르는 미세한 잡음마저도 아득한 시절의 기억을 소환하는 마법의 매개체가 됩니다. 본 작은 단순한 과거의 유물이 아닌, 시대를 관통하여 여전히 유효한 위로와 서정적 울림을 건네는 아날로그 시대의 위대한 음악적 기념비입니다.</w:t>
       </w:r>
     </w:p>
     <w:p>
@@ -168,7 +187,7 @@
           <w:b w:val="0"/>
           <w:sz w:val="21"/>
         </w:rPr>
-        <w:t>1970년대 팝 음악의 황금기를 관통하며 당대 세계적인 인기를 구가했던 명곡들을 엄선하여 기획·제작된 역사적 컴필레이션 바이닐입니다. 양질의 팝 음악을 체계적으로 접하기 어려웠던 시절, 음악 애호가들에게 서구 대중음악의 최신 경향과 정수를 소개하는 문화적 가교 역할을 품격 있게 수행한 앨범입니다.</w:t>
+        <w:t>1970~80년대 세계적인 팝 음악의 황금기를 수놓았던 정상급 아티스트들의 히트 트랙을 엄선하여 기획·발매된 전설적인 옴니버스 LP 시리즈의 제7집</w:t>
       </w:r>
     </w:p>
     <w:p>
@@ -199,7 +218,7 @@
           <w:b w:val="0"/>
           <w:sz w:val="21"/>
         </w:rPr>
-        <w:t>발매 당시 음악 감상실과 레코드 상점의 쇼윈도를 장식하며 선풍적인 인기를 끌었으며, 라디오 애청자들의 폭발적인 리퀘스트에 힘입어 옴니버스 음반으로서는 매우 이례적인 스테디셀러 판매고를 기록하였습니다.</w:t>
+        <w:t>발매 당시 음악 애호가들과 학생층 사이에서 폭발적인 반응을 이끌어내며 스테디셀러를 기록, 각종 팝 음악 감상실 및 레코드 숍에서 최다 리퀘스트를 기록한 음반</w:t>
       </w:r>
     </w:p>
     <w:p>
@@ -230,7 +249,7 @@
           <w:b w:val="0"/>
           <w:sz w:val="21"/>
         </w:rPr>
-        <w:t>빌보드 및 글로벌 팝 차트 상위권을 수놓았던 곡들과 당대 권위 있는 대중음악 시상식을 휩쓴 거장들의 명트랙들이 집대성되어, 대중성과 음악성을 동시에 공인받은 컬렉션으로 평가받습니다.</w:t>
+        <w:t>앨범에 수록된 개별 트랙 다수가 빌보드 핫 100 상위권 랭크 및 그래미 어워드 후보 지명, 다수의 골드/플래티넘 인증을 획득한 명곡들로 공인됨</w:t>
       </w:r>
     </w:p>
     <w:p>
@@ -275,7 +294,7 @@
           <w:b w:val="0"/>
           <w:sz w:val="21"/>
         </w:rPr>
-        <w:t>다국적 (미국, 영국, 유럽 등)</w:t>
+        <w:t>다국적 (미국, 영국 및 유럽 유수의 아티스트 연합)</w:t>
       </w:r>
     </w:p>
     <w:p>
@@ -306,7 +325,7 @@
           <w:b w:val="0"/>
           <w:sz w:val="21"/>
         </w:rPr>
-        <w:t>20세기 중·후반 팝 음악 황금기 활동 아티스트 연합</w:t>
+        <w:t>해당 시대(1960~1980년대) 활동</w:t>
       </w:r>
     </w:p>
     <w:p>
@@ -337,7 +356,7 @@
           <w:b w:val="0"/>
           <w:sz w:val="21"/>
         </w:rPr>
-        <w:t>솔로 보컬리스트, 싱어송라이터, 팝 밴드 및 오케스트라 연합</w:t>
+        <w:t>솔로 및 밴드 연합 옴니버스</w:t>
       </w:r>
     </w:p>
     <w:p>
@@ -368,7 +387,7 @@
           <w:b w:val="0"/>
           <w:sz w:val="21"/>
         </w:rPr>
-        <w:t>팝, 소프트 록, 포크, 스탠더드 팝 등 서구 대중음악사의 뼈대를 이룬 전설적인 보컬리스트들과 연주자들이 한데 모였습니다. 각 아티스트의 독창적인 음색과 빼어난 가창력, 그리고 유려한 편곡은 후대 팝 음악계에 지대한 영향을 미치며 시대를 초월한 위상을 확립하였습니다.</w:t>
+        <w:t>팝, 록, 포크, 소울 등 다양한 장르의 지평을 연 거장들이 대거 포진해 있습니다. 각 아티스트는 독창적인 보컬과 탁월한 송라이팅으로 현대 대중음악사의 뼈대를 세웠으며, 세대를 뛰어넘어 감동을 전하는 독보적인 음악적 위상을 지니고 있습니다.</w:t>
       </w:r>
     </w:p>
     <w:p>
@@ -413,7 +432,7 @@
           <w:b w:val="0"/>
           <w:sz w:val="21"/>
         </w:rPr>
-        <w:t>단편적인 히트곡의 단순 나열을 넘어, 20세기 팝 음악의 서정적 절정과 장르적 스펙트럼을 입체적으로 조망하게 하는 귀중한 음악사적 아카이브입니다. 디지털 스트리밍 시대의 무작위 플레이에서는 결코 느낄 수 없는, A면과 B면으로 이어지는 트랙 간의 정교한 감정선과 완결된 스토리텔링의 미학을 지니고 있습니다.</w:t>
+        <w:t>단일 장르에 편중되지 않고 당대 팝 씬의 가장 찬란한 유행과 예술성을 균형감 있게 집대성한 음반입니다. 팝 음악이 대중문화의 중심축으로 자리 잡던 시기의 트렌드를 온전히 보존한 귀중한 아카이브로서의 학술적·음악사적 가치를 지닙니다.</w:t>
       </w:r>
     </w:p>
     <w:p>
@@ -444,7 +463,7 @@
           <w:b w:val="0"/>
           <w:sz w:val="21"/>
         </w:rPr>
-        <w:t>턴테이블의 회전과 함께 흘러나오던 이 음악들은 급격한 산업화와 격변의 시대를 견뎌내던 당대 청춘들에게 더없는 정서적 도피처이자 위로였습니다. 낡은 청바지와 통기타, 심야 라디오에 사연을 띄우며 밤을 지새우던 아련한 청춘의 공기와 낭만적인 시대상이 소릿골마다 깊이 아로새겨져 있습니다.</w:t>
+        <w:t>카세트테이프와 LP가 유일한 창구였던 그 시절, 심야 라디오 시그널 송에 귀를 기울이며 편지를 적어 내려가던 아날로그적 정서가 짙게 배어 있습니다. 낭만과 우수가 공존하던 당시 청춘들의 일상과 고뇌, 순수한 꿈의 풍경이 트랙마다 깊숙이 각인되어 있습니다.</w:t>
       </w:r>
     </w:p>
     <w:p>
@@ -489,7 +508,7 @@
           <w:b w:val="0"/>
           <w:sz w:val="21"/>
         </w:rPr>
-        <w:t>가슴을 파고드는 애절한 스트링 오케스트레이션과 감미로운 보컬이 어우러진 서정적 발라드 트랙들은 듣는 이의 감성을 무장해제시키며, 경쾌한 리듬과 세련된 멜로디의 팝 넘버들은 청량한 해방감을 선사합니다. 수록곡 전반에 걸쳐 유려한 멜로디 라인과 시적인 노랫말이 돋보이며, 장르 간의 이질감 없이 편안하고 우아한 감상 경험을 유도합니다.</w:t>
+        <w:t>심금을 울리는 서정적인 멜로디의 팝 발라드부터 유려한 스트링 편곡이 돋보이는 스탠더드 넘버, 경쾌하면서도 우아한 리듬의 팝 록 트랙들이 절묘한 완급 조절을 이루며 한 편의 교향시와 같은 흐름을 선사합니다.</w:t>
       </w:r>
     </w:p>
     <w:p>
@@ -520,7 +539,7 @@
           <w:b w:val="0"/>
           <w:sz w:val="21"/>
         </w:rPr>
-        <w:t>진공관 앰프의 은은한 온열감과 무지향성 스피커의 조화 속에서, 카트리지가 LP의 그루브를 긁으며 피어올리는 미세한 크랙클 노이즈는 이 음반을 감상하는 최고의 묘미입니다. 보컬의 숨결과 어쿠스틱 악기의 잔향이 풍성하게 살아나는 중음역대의 질감을 만끽할 수 있도록 조도를 낮춘 공간에서 천천히 감상하시길 권합니다.</w:t>
+        <w:t>진공관 앰프의 온기 어린 배음과 턴테이블 카트리지가 긁어내는 묵직한 아날로그 텍스처를 통해 감상할 때 그 진가가 드러납니다. 특히 보컬의 숨결과 어쿠스틱 기타의 잔향이 빚어내는 공간감에 집중하면, 마치 1970~80년대 빈티지 살롱에 와 있는 듯한 깊은 침잠을 경험할 수 있습니다.</w:t>
       </w:r>
     </w:p>
     <w:p>
@@ -551,7 +570,7 @@
           <w:b w:val="0"/>
           <w:sz w:val="21"/>
         </w:rPr>
-        <w:t>한 시대의 가장 눈부셨던 음악적 순간들을 하나의 바이닐 안에 온전히 봉인한 '시대의 타임캡슐'로서, 아날로그 본연의 사운드 질감을 간직한 필수 컬렉터스 아이템입니다. 세월의 흐름이 깃든 슬리브 아트워크와 물리적 디스크가 전하는 촉각적 미학은 디지털 음원으로는 결코 대체할 수 없는 영속적인 가치를 선사합니다.</w:t>
+        <w:t>엄선된 명곡들을 최상의 아날로그 마스터링 사운드로 한자리에서 향유할 수 있는 소장용 바이닐로, 빈티지 팝 컬렉터라면 결코 지나칠 수 없는 컬렉터스 아이템입니다.</w:t>
       </w:r>
     </w:p>
     <w:p>
@@ -565,7 +584,7 @@
           <w:color w:val="4338CA"/>
           <w:sz w:val="21"/>
         </w:rPr>
-        <w:t>이 음반을 통해 아날로그 소릿골에 온전히 박제된 그리운 시절의 온기와 불멸의 멜로디가 전해주는 감동을 다시 한번 경험해 보시는 것은 어떨까요?</w:t>
+        <w:t>이 음반을 통해 아날로그의 깊은 소릿골 사이로 피어오르는 불멸의 멜로디가 전해주는 감동을 다시 한번 경험해 보시는 것은 어떨까요?</w:t>
       </w:r>
     </w:p>
     <w:sectPr>
